--- a/QED Course/Lesson 81 Effective Actions.docx
+++ b/QED Course/Lesson 81 Effective Actions.docx
@@ -106,7 +106,7 @@
         <w:pStyle w:val="ListBullet"/>
       </w:pPr>
       <w:r>
-        <w:t>Count powers of ħ by loops, and derive Γ = S + (iħ/2)Tr log S″ + O(ħ²).</w:t>
+        <w:t>Count powers of ℏ by loops, and derive Γ = S + (iℏ/2)Tr log S″ + O(ℏ²).</w:t>
       </w:r>
     </w:p>
     <w:p>
@@ -491,7 +491,7 @@
     </w:tbl>
     <w:p>
       <w:r>
-        <w:t>Natural units, with ħ restored in Section 4. In display equations, square brackets enclose function arguments and visible groupings.</w:t>
+        <w:t>Natural units, with ℏ restored in Section 4. In display equations, square brackets enclose function arguments and visible groupings.</w:t>
       </w:r>
     </w:p>
     <w:p>
@@ -1633,12 +1633,12 @@
         <w:pStyle w:val="Heading3"/>
       </w:pPr>
       <w:r>
-        <w:t>4.1 Counting ħ</w:t>
+        <w:t>4.1 Counting ℏ</w:t>
       </w:r>
     </w:p>
     <w:p>
       <w:r>
-        <w:t>Restore ħ, so that the weight is exp[(i/ħ)(S + ∫Jφ)]. Each propagator is the inverse of the kinetic operator in S/ħ, so it carries a factor ħ. Each vertex comes from S/ħ, so it carries 1/ħ. A connected diagram with I internal lines and V vertices has L = I − V + 1 loops, so it is proportional to ħ^{I−V} = ħ^{L−1}. Writing Z = e^{iW/ħ}, the expansion of W, and of Γ, in powers of ħ is an expansion in the number of loops. Tree diagrams are order ħ⁰, the classical theory. One-loop terms are order ħ. A loop expansion is a semiclassical expansion, not an expansion in a coupling, although in QED the two coincide because each loop costs a factor α.</w:t>
+        <w:t>Restore ℏ, so that the weight is exp[(i/ℏ)(S + ∫Jφ)]. Each propagator is the inverse of the kinetic operator in S/ℏ, so it carries a factor ℏ. Each vertex comes from S/ℏ, so it carries 1/ℏ. A connected diagram with I internal lines and V vertices has L = I − V + 1 loops, so it is proportional to ℏ^{I−V} = ℏ^{L−1}. Writing Z = e^{iW/ℏ}, the expansion of W, and of Γ, in powers of ℏ is an expansion in the number of loops. Tree diagrams are order ℏ⁰, the classical theory. One-loop terms are order ℏ. A loop expansion is a semiclassical expansion, not an expansion in a coupling, although in QED the two coincide because each loop costs a factor α.</w:t>
       </w:r>
     </w:p>
     <w:p>
@@ -1693,7 +1693,7 @@
                 </m:num>
                 <m:den>
                   <m:r>
-                    <m:t xml:space="preserve">ħ</m:t>
+                    <m:t xml:space="preserve">ℏ</m:t>
                   </m:r>
                 </m:den>
               </m:f>
@@ -1775,7 +1775,7 @@
                 </m:num>
                 <m:den>
                   <m:r>
-                    <m:t xml:space="preserve">2ħ</m:t>
+                    <m:t xml:space="preserve">2ℏ</m:t>
                   </m:r>
                 </m:den>
               </m:f>
@@ -1843,7 +1843,7 @@
                 </m:num>
                 <m:den>
                   <m:r>
-                    <m:t xml:space="preserve">ħ</m:t>
+                    <m:t xml:space="preserve">ℏ</m:t>
                   </m:r>
                 </m:den>
               </m:f>
@@ -1964,7 +1964,7 @@
     </w:p>
     <w:p>
       <w:r>
-        <w:t>Take −iħ log, using log det = Tr log:</w:t>
+        <w:t>Take −iℏ log, using log det = Tr log:</w:t>
       </w:r>
     </w:p>
     <w:p>
@@ -2047,7 +2047,7 @@
           <m:f>
             <m:num>
               <m:r>
-                <m:t xml:space="preserve">iħ</m:t>
+                <m:t xml:space="preserve">iℏ</m:t>
               </m:r>
             </m:num>
             <m:den>
@@ -2131,7 +2131,7 @@
               <m:sSup>
                 <m:e>
                   <m:r>
-                    <m:t xml:space="preserve">ħ</m:t>
+                    <m:t xml:space="preserve">ℏ</m:t>
                   </m:r>
                 </m:e>
                 <m:sup>
@@ -2147,7 +2147,7 @@
     </w:p>
     <w:p>
       <w:r>
-        <w:t>Now Legendre-transform. The mean field φ differs from φ₀ by order ħ, but S + ∫Jφ is stationary at φ₀, so that shift changes W − ∫Jφ only at order ħ². Therefore</w:t>
+        <w:t>Now Legendre-transform. The mean field φ differs from φ₀ by order ℏ, but S + ∫Jφ is stationary at φ₀, so that shift changes W − ∫Jφ only at order ℏ². Therefore</w:t>
       </w:r>
     </w:p>
     <w:p>
@@ -2194,7 +2194,7 @@
           <m:f>
             <m:num>
               <m:r>
-                <m:t xml:space="preserve">iħ</m:t>
+                <m:t xml:space="preserve">iℏ</m:t>
               </m:r>
             </m:num>
             <m:den>
@@ -2269,7 +2269,7 @@
               <m:sSup>
                 <m:e>
                   <m:r>
-                    <m:t xml:space="preserve">ħ</m:t>
+                    <m:t xml:space="preserve">ℏ</m:t>
                   </m:r>
                 </m:e>
                 <m:sup>
@@ -2285,7 +2285,7 @@
     </w:p>
     <w:p>
       <w:r>
-        <w:t>The one-loop correction is the logarithm of the determinant of the fluctuation operator, evaluated in the background φ. For a fermion, Lesson 79's Grassmann integral puts det K in the numerator, and the correction is −iħ Tr log K[φ], with the opposite sign and without the ½.</w:t>
+        <w:t>The one-loop correction is the logarithm of the determinant of the fluctuation operator, evaluated in the background φ. For a fermion, Lesson 79's Grassmann integral puts det K in the numerator, and the correction is −iℏ Tr log K[φ], with the opposite sign and without the ½.</w:t>
       </w:r>
     </w:p>
     <w:p>
@@ -3385,7 +3385,7 @@
     </w:p>
     <w:p>
       <w:r>
-        <w:t>The ratio for a pure electric field is (2α²/45m⁴)E⁴/(½E²) = (4α²/45)E²/m⁴. Write eE/m² = E/E_c, where E_c = m²c³/(eħ) = 1.32×10¹⁸ V/m is the field that does work mc² on an electron over one Compton wavelength. Then E²/m⁴ = (E/E_c)²/e², with e² = 4πα. So the ratio is (α/45π)(E/E_c)². For E = 10¹⁴ V/m, E/E_c = 7.6×10⁻⁵, and the ratio is 5.2×10⁻⁵ × 5.7×10⁻⁹ ≈ 3×10⁻¹³. Even the strongest lasers barely disturb the linearity of the vacuum. The effect has been seen in collisions of lead nuclei at the LHC, whose Coulomb fields briefly exceed E_c. ATLAS reported evidence for γγ → γγ there in 2017 and an observation in 2019, and CMS reported evidence in 2019. Near E_c the expansion fails, and Lesson 85 shows that Γ[A] then acquires an imaginary part: the vacuum decays into pairs.</w:t>
+        <w:t>The ratio for a pure electric field is (2α²/45m⁴)E⁴/(½E²) = (4α²/45)E²/m⁴. Write eE/m² = E/E_c, where E_c = m²c³/(eℏ) = 1.32×10¹⁸ V/m is the field that does work mc² on an electron over one Compton wavelength. Then E²/m⁴ = (E/E_c)²/e², with e² = 4πα. So the ratio is (α/45π)(E/E_c)². For E = 10¹⁴ V/m, E/E_c = 7.6×10⁻⁵, and the ratio is 5.2×10⁻⁵ × 5.7×10⁻⁹ ≈ 3×10⁻¹³. Even the strongest lasers barely disturb the linearity of the vacuum. The effect has been seen in collisions of lead nuclei at the LHC, whose Coulomb fields briefly exceed E_c. ATLAS reported evidence for γγ → γγ there in 2017 and an observation in 2019, and CMS reported evidence in 2019. Near E_c the expansion fails, and Lesson 85 shows that Γ[A] then acquires an imaginary part: the vacuum decays into pairs.</w:t>
       </w:r>
     </w:p>
     <w:p>
@@ -3627,7 +3627,7 @@
           </w:tcPr>
           <w:p>
             <w:r>
-              <w:t>Γ = S + (iħ/2)Tr log S″</w:t>
+              <w:t>Γ = S + (iℏ/2)Tr log S″</w:t>
             </w:r>
           </w:p>
         </w:tc>
@@ -3826,7 +3826,7 @@
         </w:numPr>
       </w:pPr>
       <w:r>
-        <w:t>Each loop costs one power of ħ. To one loop, Γ = S + (iħ/2)Tr log S″, and for fermions the term is −iħ Tr log K.</w:t>
+        <w:t>Each loop costs one power of ℏ. To one loop, Γ = S + (iℏ/2)Tr log S″, and for fermions the term is −iℏ Tr log K.</w:t>
       </w:r>
     </w:p>
     <w:p>
@@ -4259,7 +4259,7 @@
           </w:tcPr>
           <w:p>
             <w:r>
-              <w:t>Show that a diagram with I internal lines and V vertices is proportional to ħ^{L−1}.</w:t>
+              <w:t>Show that a diagram with I internal lines and V vertices is proportional to ℏ^{L−1}.</w:t>
             </w:r>
           </w:p>
         </w:tc>
@@ -4297,7 +4297,7 @@
           </w:tcPr>
           <w:p>
             <w:r>
-              <w:t>Explain why the shift from φ₀ to φ does not change Γ at order ħ.</w:t>
+              <w:t>Explain why the shift from φ₀ to φ does not change Γ at order ℏ.</w:t>
             </w:r>
           </w:p>
         </w:tc>
@@ -4407,7 +4407,7 @@
           </w:tcPr>
           <w:p>
             <w:r>
-              <w:t>Compute E_c = m²c³/eħ in V/m.</w:t>
+              <w:t>Compute E_c = m²c³/eℏ in V/m.</w:t>
             </w:r>
           </w:p>
         </w:tc>
@@ -4656,7 +4656,7 @@
         <w:t xml:space="preserve"> </w:t>
       </w:r>
       <w:r>
-        <w:t>Each of the I lines gives ħ and each of the V vertices 1/ħ, a total ħ^{I−V}. Euler's relation for a connected graph gives L = I − V + 1.</w:t>
+        <w:t>Each of the I lines gives ℏ and each of the V vertices 1/ℏ, a total ℏ^{I−V}. Euler's relation for a connected graph gives L = I − V + 1.</w:t>
       </w:r>
     </w:p>
     <w:p>
@@ -4670,7 +4670,7 @@
         <w:t xml:space="preserve"> </w:t>
       </w:r>
       <w:r>
-        <w:t>S + ∫Jφ is stationary at φ₀, so a shift δφ of order ħ changes it by order (δφ)², which is ħ². The change in the one-loop term is ħ × ħ.</w:t>
+        <w:t>S + ∫Jφ is stationary at φ₀, so a shift δφ of order ℏ changes it by order (δφ)², which is ℏ². The change in the one-loop term is ℏ × ℏ.</w:t>
       </w:r>
     </w:p>
     <w:p>
